--- a/en/wisdom-stories/dry-well.docx
+++ b/en/wisdom-stories/dry-well.docx
@@ -27,7 +27,7 @@
         <w:rPr>
           <w:lang/>
         </w:rPr>
-        <w:t>One day, a farmer’s donkey fell into an old, dry well. Hearing the animal’s distressed braying, the farmer called his neighbours for help.</w:t>
+        <w:t xml:space="preserve">One day, a farmer’s donkey fell into an old, dry well. Hearing the animal’s distressed braying, the farmer called his neighbors for help.</w:t>
       </w:r>
     </w:p>
     <w:p>
